--- a/Eccc-Han/C305-Ak2.docx
+++ b/Eccc-Han/C305-Ak2.docx
@@ -17,7 +17,27 @@
           <w:sz w:val="28"/>
           <w:szCs w:val="28"/>
         </w:rPr>
-        <w:t>The Story of Ahikar</w:t>
+        <w:t xml:space="preserve">The </w:t>
+      </w:r>
+      <w:r>
+        <w:rPr>
+          <w:rFonts w:ascii="Gentium" w:hAnsi="Gentium" w:cs="Gentium"/>
+          <w:b/>
+          <w:bCs/>
+          <w:sz w:val="28"/>
+          <w:szCs w:val="28"/>
+        </w:rPr>
+        <w:t>Words</w:t>
+      </w:r>
+      <w:r>
+        <w:rPr>
+          <w:rFonts w:ascii="Gentium" w:hAnsi="Gentium" w:cs="Gentium"/>
+          <w:b/>
+          <w:bCs/>
+          <w:sz w:val="28"/>
+          <w:szCs w:val="28"/>
+        </w:rPr>
+        <w:t xml:space="preserve"> of Ahikar</w:t>
       </w:r>
     </w:p>
     <w:p>
